--- a/downloads/teacher/05 Materials/Unit 03/Handouts/Handout 03.07 - Private Stress Map.docx
+++ b/downloads/teacher/05 Materials/Unit 03/Handouts/Handout 03.07 - Private Stress Map.docx
@@ -46,17 +46,6 @@
         <w:t xml:space="preserve">Word bank in other languages</w:t>
       </w:r>
       <w:bookmarkEnd w:id="21"/>
-    </w:p>
-    <w:p>
-      <w:pPr>
-        <w:pStyle w:val="FirstParagraph"/>
-      </w:pPr>
-      <w:r>
-        <w:rPr>
-          <w:rStyle w:val="TeacherNote"/>
-        </w:rPr>
-        <w:t xml:space="preserve">[Check with a native speaker before printing.]</w:t>
-      </w:r>
     </w:p>
     <w:tbl>
       <w:tblPr>
@@ -1876,18 +1865,7 @@
           <w:tcPr>
             <w:tcW w:type="dxa" w:w="4680"/>
           </w:tcPr>
-          <w:p>
-            <w:pPr>
-              <w:pStyle w:val="Compact"/>
-              <w:jc w:val="left"/>
-            </w:pPr>
-            <w:r>
-              <w:rPr>
-                <w:rStyle w:val="TeacherNote"/>
-              </w:rPr>
-              <w:t xml:space="preserve">[Sal: name and room]</w:t>
-            </w:r>
-          </w:p>
+          <w:p/>
         </w:tc>
       </w:tr>
       <w:tr>
@@ -1909,18 +1887,7 @@
           <w:tcPr>
             <w:tcW w:type="dxa" w:w="4680"/>
           </w:tcPr>
-          <w:p>
-            <w:pPr>
-              <w:pStyle w:val="Compact"/>
-              <w:jc w:val="left"/>
-            </w:pPr>
-            <w:r>
-              <w:rPr>
-                <w:rStyle w:val="TeacherNote"/>
-              </w:rPr>
-              <w:t xml:space="preserve">[Sal: room]</w:t>
-            </w:r>
-          </w:p>
+          <w:p/>
         </w:tc>
       </w:tr>
       <w:tr>
@@ -2008,18 +1975,7 @@
           <w:tcPr>
             <w:tcW w:type="dxa" w:w="4680"/>
           </w:tcPr>
-          <w:p>
-            <w:pPr>
-              <w:pStyle w:val="Compact"/>
-              <w:jc w:val="left"/>
-            </w:pPr>
-            <w:r>
-              <w:rPr>
-                <w:rStyle w:val="TeacherNote"/>
-              </w:rPr>
-              <w:t xml:space="preserve">[Sal: the number your school uses]</w:t>
-            </w:r>
-          </w:p>
+          <w:p/>
         </w:tc>
       </w:tr>
     </w:tbl>
